--- a/state-vignettes/tennessee_highway_report.docx
+++ b/state-vignettes/tennessee_highway_report.docx
@@ -10,12 +10,12 @@
         <w:rPr>
           <w:color w:val="FF5500"/>
         </w:rPr>
-        <w:t>Tennessee Ranks 12th in the Nation in Highway Performance and Cost-Effectiveness</w:t>
+        <w:t>Tennessee Ranks 16th in the Nation in Highway Performance and Cost-Effectiveness</w:t>
       </w:r>
     </w:p>
     <w:p>
       <w:r>
-        <w:t>Tennessee’s highway system ranks 12th in the nation in overall cost-effectiveness and condition.</w:t>
+        <w:t>Tennessee’s highway system ranks 16th in the nation in overall cost-effectiveness and condition.</w:t>
       </w:r>
     </w:p>
     <w:p>
@@ -25,42 +25,42 @@
     </w:p>
     <w:p>
       <w:r>
-        <w:t>In safety and condition categories, Tennessee’s highways rank 12th in urban Interstate pavement condition, 14th in rural Interstate pavement condition, 13th in urban arterial pavement condition, 27th in rural arterial pavement condition, 12th in structurally deficient bridges, 47th in urban fatality rate, and 20th in rural fatality rate.</w:t>
+        <w:t>In safety and condition categories, Tennessee’s highways rank 16th in urban Interstate pavement condition, 13th in rural Interstate pavement condition, 9th in urban arterial pavement condition, 32nd in rural arterial pavement condition, 11th in structurally deficient bridges, 46th in urban fatality rate, and 22nd in rural fatality rate.</w:t>
       </w:r>
     </w:p>
     <w:p>
       <w:r>
-        <w:t>Tennessee ranks 36th out of the 50 states in traffic congestion, and its drivers spend 30.21 hours a year stuck in traffic congestion.</w:t>
+        <w:t>Tennessee ranks 36th out of the 50 states in traffic congestion, and its drivers spend 32.63 hours a year stuck in traffic congestion.</w:t>
       </w:r>
     </w:p>
     <w:p>
       <w:r>
-        <w:t>In spending and cost-effectiveness, Tennessee ranks 17th in capital and bridge disbursements, which are the costs of building new roads and bridges and widening existing ones. Tennessee ranks 17th in maintenance spending, such as the costs of repaving roads and filling in potholes. Tennessee’s administrative disbursements, including office spending that doesn’t make its way to roads, rank 23rd nationwide.</w:t>
+        <w:t>In spending and cost-effectiveness, Tennessee ranks 12th in capital and bridge disbursements, which are the costs of building new roads and bridges and widening existing ones. Tennessee ranks 25th in maintenance spending, such as the costs of repaving roads and filling in potholes. Tennessee’s administrative disbursements, including office spending that doesn’t make its way to roads, rank 37th nationwide.</w:t>
       </w:r>
     </w:p>
     <w:p>
       <w:r>
-        <w:t>Compared to last year, Tennessee has the following notable changes in rankings: Rural Other Principal Arterial Pavement Condition worsened by 9 points, from 18 to 27; Rural Fatality Rate improved by 7 points, from 27 to 20; Rural Interstate Pavement Condition improved by 5.0 points, from 19 to 14; Urbanized Area Congestion worsened by 9 points, from 27 to 36; Administrative Disbursements improved by 5 points, from 28 to 23; Capital &amp; Bridge Disbursements worsened by 6 points, from 11 to 17; Overall worsened by 7 points, from 5 to 12.</w:t>
+        <w:t>Compared to last year, Tennessee has the following notable changes in rankings: Capital &amp; Bridge Disbursements improved by 5 points, from 17 to 12; Maintenance Disbursements worsened by 8 points, from 17 to 25; Administrative Disbursements worsened by 14 points, from 23 to 37; Rural Other Principal Arterial Pavement Condition worsened by 5 points, from 27 to 32; Other Fatality Rate worsened by 6 points, from 42 to 48.</w:t>
       </w:r>
     </w:p>
     <w:p>
       <w:r>
-        <w:t>Compared to neighboring and nearby states, Tennessee’s overall highway performance is worse than Georgia (2nd), North Carolina (4th), and Alabama (8th); better than Mississippi (24th) and Kentucky (15th).</w:t>
+        <w:t>Compared to neighboring and nearby states, Tennessee’s overall highway performance is worse than Georgia (4th), North Carolina (6th), Alabama (2nd), and Kentucky (11th); better than Mississippi (22nd).</w:t>
       </w:r>
     </w:p>
     <w:p>
       <w:r>
-        <w:t>Comparing its overall performance to similarly populated states, Tennessee ranks better than Arizona (41st) and Massachusetts (17th).</w:t>
+        <w:t>Comparing its overall performance to similarly populated states, Tennessee ranks better than Arizona (42nd) and Massachusetts (23rd).</w:t>
       </w:r>
     </w:p>
     <w:p>
       <w:r>
-        <w:t>Tennessee’s highway system ranks 12th out of 50 states overall this year, compared to 5th last year.</w:t>
+        <w:t>Tennessee’s highway system ranks 16th out of 50 states overall this year, compared to 12th last year.</w:t>
       </w:r>
     </w:p>
     <w:p>
       <w:r>
-        <w:t>“In terms of improving in the road condition and performance categories, Tennessee should focus on reducing Urban Fatality Rate and Other Fatality Rate. Tennessee’s rank of 47th in Urban Fatality Rate makes it one of the worst in the nation for this safety metric,” said Baruch Feigenbaum, lead author of the 29th Annual Highway Report and senior managing director of transportation policy at Reason Foundation.</w:t>
+        <w:t>“In terms of improving in the road condition and performance categories, Tennessee should focus on reducing Other Fatality Rate and Urban Fatality Rate. Tennessee’s rank of 48th in Other Fatality Rate makes it one of the worst in the nation for this safety metric,” said Baruch Feigenbaum, lead author of the 30th Annual Highway Report and senior managing director of transportation policy at Reason Foundation.</w:t>
       </w:r>
     </w:p>
     <w:p>
@@ -70,7 +70,7 @@
           <w:color w:val="FF5500"/>
           <w:sz w:val="28"/>
         </w:rPr>
-        <w:t>TENNESSEE’S RANKINGS IN THE 29TH ANNUAL HIGHWAY REPORT</w:t>
+        <w:t>TENNESSEE’S RANKINGS IN THE 30TH ANNUAL HIGHWAY REPORT</w:t>
       </w:r>
     </w:p>
     <w:tbl>
@@ -148,7 +148,7 @@
               <w:rPr>
                 <w:sz w:val="20"/>
               </w:rPr>
-              <w:t>12</w:t>
+              <w:t>16</w:t>
             </w:r>
           </w:p>
         </w:tc>
@@ -179,7 +179,7 @@
               <w:rPr>
                 <w:sz w:val="20"/>
               </w:rPr>
-              <w:t>17</w:t>
+              <w:t>12</w:t>
             </w:r>
           </w:p>
         </w:tc>
@@ -212,7 +212,7 @@
               <w:rPr>
                 <w:sz w:val="20"/>
               </w:rPr>
-              <w:t>17</w:t>
+              <w:t>25</w:t>
             </w:r>
           </w:p>
         </w:tc>
@@ -243,7 +243,7 @@
               <w:rPr>
                 <w:sz w:val="20"/>
               </w:rPr>
-              <w:t>23</w:t>
+              <w:t>37</w:t>
             </w:r>
           </w:p>
         </w:tc>
@@ -307,7 +307,7 @@
               <w:rPr>
                 <w:sz w:val="20"/>
               </w:rPr>
-              <w:t>14</w:t>
+              <w:t>13</w:t>
             </w:r>
           </w:p>
         </w:tc>
@@ -340,7 +340,7 @@
               <w:rPr>
                 <w:sz w:val="20"/>
               </w:rPr>
-              <w:t>27</w:t>
+              <w:t>32</w:t>
             </w:r>
           </w:p>
         </w:tc>
@@ -371,7 +371,7 @@
               <w:rPr>
                 <w:sz w:val="20"/>
               </w:rPr>
-              <w:t>12</w:t>
+              <w:t>16</w:t>
             </w:r>
           </w:p>
         </w:tc>
@@ -404,7 +404,7 @@
               <w:rPr>
                 <w:sz w:val="20"/>
               </w:rPr>
-              <w:t>13</w:t>
+              <w:t>9</w:t>
             </w:r>
           </w:p>
         </w:tc>
@@ -468,7 +468,7 @@
               <w:rPr>
                 <w:sz w:val="20"/>
               </w:rPr>
-              <w:t>12</w:t>
+              <w:t>11</w:t>
             </w:r>
           </w:p>
         </w:tc>
@@ -499,7 +499,7 @@
               <w:rPr>
                 <w:sz w:val="20"/>
               </w:rPr>
-              <w:t>20</w:t>
+              <w:t>22</w:t>
             </w:r>
           </w:p>
         </w:tc>
@@ -532,7 +532,7 @@
               <w:rPr>
                 <w:sz w:val="20"/>
               </w:rPr>
-              <w:t>47</w:t>
+              <w:t>46</w:t>
             </w:r>
           </w:p>
         </w:tc>
@@ -563,7 +563,7 @@
               <w:rPr>
                 <w:sz w:val="20"/>
               </w:rPr>
-              <w:t>42</w:t>
+              <w:t>48</w:t>
             </w:r>
           </w:p>
         </w:tc>
@@ -572,12 +572,12 @@
     <w:p>
       <w:r>
         <w:br/>
-        <w:t>Reason Foundation’s 29th Annual Highway Report measures the condition and cost- effectiveness of state-controlled highways in 13 categories, including pavement and bridge conditions, traffic fatalities, and spending. In the performance categories, ranking first implies the state has the best or lowest fatality rate and its road pavement is in the best condition. A ranking of 50th in performance categories means the state has the worst fatality rates or pavement conditions. In simplified terms, in the cost-effectiveness categories, a rank of 50 means the state spends more money, and a first-place ranking means the state spends less money than other states in that category.</w:t>
+        <w:t>Reason Foundation’s 30th Annual Highway Report measures the condition and cost-effectiveness of state-controlled highways in 13 categories, including pavement and bridge conditions, traffic fatalities, and spending. In the performance categories, ranking first implies the state has the best or lowest fatality rate and its road pavement is in the best condition. A ranking of 50th in performance categories means the state has the worst fatality rates or pavement conditions. In simplified terms, in the cost-effectiveness categories, a rank of 50 means the state spends more money, and a first-place ranking means the state spends less money than other states in that category.</w:t>
       </w:r>
     </w:p>
     <w:p>
       <w:r>
-        <w:t>The report’s data are primarily information each state directly reported to the Federal Highway Administration for 2023. Better Roads and Bridges provides the deficient bridge data, and INRIX.com provides the traffic congestion data.</w:t>
+        <w:t>The report’s data are primarily information each state directly reported to the Federal Highway Administration for 2024. Better Roads and Bridges provides the deficient bridge data, and INRIX.com provides the traffic congestion data.</w:t>
       </w:r>
     </w:p>
     <w:sectPr>
